--- a/SafeTrace_개발기획서.docx
+++ b/SafeTrace_개발기획서.docx
@@ -166,11 +166,8 @@
             <w:vAlign w:val="center"/>
           </w:tcPr>
           <w:p>
-            <w:pPr>
-              <w:pStyle w:val="SmallText"/>
-            </w:pPr>
-            <w:r>
-              <w:t>SafeTrace — AI 기반 위협 의심 사이트 자동 탐색·증거화·공공 심의 지원 시스템</w:t>
+            <w:r>
+              <w:t>SafeTrace — AI 기반 위협 의심 사이트 자율 후보 발굴·증거화·공공 심의 지원 시스템</w:t>
             </w:r>
           </w:p>
         </w:tc>
@@ -198,11 +195,8 @@
             <w:vAlign w:val="center"/>
           </w:tcPr>
           <w:p>
-            <w:pPr>
-              <w:pStyle w:val="SmallText"/>
-            </w:pPr>
-            <w:r>
-              <w:t>의심 URL을 자체 Browser Agent가 격리 환경에서 실제 렌더링해 동적 증거를 수집하고, 자체 AI Decision Engine이 유형별 분석 결과와 근거를 생성한 뒤, 공공기관 담당자가 바로 검토할 수 있는 사건 패키지로 자동 가공하는 시스템이다. AI는 법적·행정적 판정을 확정하지 않으며, 최종 조치 여부는 담당자가 결정한다.</w:t>
+            <w:r>
+              <w:t>공개 위협 피드·신고 URL·허용된 공개 검색 결과에서 위협 의심 후보를 수집하고, 관찰된 링크·리다이렉션 관계를 따라 후보를 제한적으로 확장한 뒤 자체 Browser Agent가 격리 환경에서 실제 렌더링해 동적 증거를 수집한다. 자체 AI Decision Engine이 유형별 분석 결과와 근거를 생성하고 공공기관 담당자가 검토할 사건 패키지로 자동 가공한다. AI는 법적·행정적 판정을 확정하지 않으며 최종 조치 여부는 담당자가 결정한다.</w:t>
             </w:r>
           </w:p>
         </w:tc>
@@ -258,58 +252,20 @@
           </w:tcPr>
           <w:p>
             <w:r>
-              <w:rPr>
-                <w:b/>
-                <w:sz w:val="22"/>
-              </w:rPr>
               <w:t>한눈에 보기</w:t>
-            </w:r>
-          </w:p>
-          <w:p>
-            <w:pPr>
-              <w:pStyle w:val="SmallText"/>
-            </w:pPr>
-            <w:r>
-              <w:t>• 핵심 구조: ① 자체 Browser Agent → ② 자체 AI Decision Engine → ③ 공공기관 검토 패키지 자동 생성</w:t>
-            </w:r>
-          </w:p>
-          <w:p>
-            <w:pPr>
-              <w:pStyle w:val="SmallText"/>
-            </w:pPr>
-            <w:r>
-              <w:t>• 자동화 범위: URL 접수·격리 조사·증거화·AI 분석·Safe Browsing 조회·보고서 초안까지 자동. 최종 판정·조치는 사람 담당자만 수행</w:t>
-            </w:r>
-          </w:p>
-          <w:p>
-            <w:pPr>
-              <w:pStyle w:val="SmallText"/>
-            </w:pPr>
-            <w:r>
-              <w:t>• 핵심 차별성: “정적 URL 판별”이 아니라 실제 브라우저 상호작용에서 얻은 동적 증거와 AI 분석을 하나의 검증 가능한 사건 단위로 연결</w:t>
-            </w:r>
-          </w:p>
-          <w:p>
-            <w:pPr>
-              <w:pStyle w:val="SmallText"/>
-            </w:pPr>
-            <w:r>
-              <w:t>• 개발 목표: 핵심 1→2→3 흐름을 개발경연 3주 내 완성하고, 잔여기간은 공지 미션·보안점검·평가·개선에 집중</w:t>
-            </w:r>
-          </w:p>
-          <w:p>
-            <w:pPr>
-              <w:pStyle w:val="SmallText"/>
-            </w:pPr>
-            <w:r>
+              <w:br/>
+              <w:t>• 핵심 구조: ⓪ Candidate Discovery Queue → ① 자체 Browser Agent → ② 자체 AI Decision Engine → ③ 공공기관 검토 패키지 자동 생성</w:t>
+              <w:br/>
+              <w:t>• 자율 발굴: 공개 위협 피드·신고 URL·허용된 공개 검색 결과 → 후보 큐 → 중복·범위·안전 검사 → 우선순위 선정 → Browser Agent → 관찰된 후속 후보 재큐잉</w:t>
+              <w:br/>
+              <w:t>• 실시간 UI: 발견 후보 수·조사 대기·조사 중·검토 필요 건수와 각 단계의 대기·진행·완료·실패 상태를 한 화면에서 갱신</w:t>
+              <w:br/>
+              <w:t>• 자동화 범위: 후보 발굴·격리 조사·증거화·AI 분석·Safe Browsing 조회·보고서 초안까지 자동. 최종 판정·조치는 사람 담당자만 수행</w:t>
+              <w:br/>
+              <w:t>• 안전 경계: 인터넷 전체 무차별 크롤링·DNS 대입 탐색·인증 우회는 제외하고 허용된 공개 소스와 관찰된 연결 관계만 제한적으로 확장</w:t>
+              <w:br/>
               <w:t>• 외부 API 원칙: Google Safe Browsing은 조회용으로만 사용, VirusTotal은 후속 연동, PhishTank는 제외</w:t>
-            </w:r>
-          </w:p>
-          <w:p>
-            <w:pPr>
-              <w:pStyle w:val="SmallText"/>
-            </w:pPr>
-            <w:r>
+              <w:br/>
               <w:t>• 주 활용처: 공공기관의 신고·심의·사실확인 업무. 실제 기관 적용 전에는 기관별 법적 근거·절차·보안성 검토가 필요</w:t>
             </w:r>
           </w:p>
@@ -882,11 +838,8 @@
             </w:tcMar>
           </w:tcPr>
           <w:p>
-            <w:pPr>
-              <w:pStyle w:val="SmallText"/>
-            </w:pPr>
-            <w:r>
-              <w:t>이동 단계마다 목적지를 재검증하고, 공개 페이지 내 링크·리다이렉트·참조 URL에서 후속 후보를 안전하게 추출</w:t>
+            <w:r>
+              <w:t>Seed URL에서 시작해 공개 검색 결과·피드와 실제 관찰된 링크·리다이렉션·참조 URL을 후보 큐로 확장하고, 중복·범위·안전 검사 후 우선순위 조사</w:t>
             </w:r>
           </w:p>
         </w:tc>
@@ -1068,11 +1021,8 @@
             </w:tcMar>
           </w:tcPr>
           <w:p>
-            <w:pPr>
-              <w:pStyle w:val="SmallText"/>
-            </w:pPr>
-            <w:r>
-              <w:t>Browser Agent → AI 분석 → 공공기관 검토 패키지까지 한 파이프라인</w:t>
+            <w:r>
+              <w:t>Candidate Discovery → Browser Agent → AI 분석 → 공공기관 검토 패키지까지 한 파이프라인</w:t>
             </w:r>
           </w:p>
         </w:tc>
@@ -1158,10 +1108,7 @@
         <w:ind w:left="227" w:hanging="198"/>
       </w:pPr>
       <w:r>
-        <w:t xml:space="preserve">• </w:t>
-      </w:r>
-      <w:r>
-        <w:t>브라우저 수준의 “관찰”과 AI 수준의 “분석”을 분리한다. Browser Agent는 사실만 수집하고, AI Decision Engine은 그 사실을 유형별로 해석한다.</w:t>
+        <w:t>• 후보 발굴·브라우저 관찰·AI 분석을 분리한다. 자율 후보 발굴 엔진은 공개 위협 피드·신고 URL·허용된 공개 검색 결과를 시작점으로 후보를 큐에 넣고, Browser Agent는 사실만 수집하며 AI Decision Engine은 그 사실을 유형별로 해석한다.</w:t>
       </w:r>
     </w:p>
     <w:p>
@@ -1191,10 +1138,7 @@
         <w:ind w:left="227" w:hanging="198"/>
       </w:pPr>
       <w:r>
-        <w:t xml:space="preserve">• </w:t>
-      </w:r>
-      <w:r>
-        <w:t>Browser Agent는 사이트를 공격하거나 우회 침투하지 않는다. 공개 접근 범위에서 렌더링·리다이렉션·참조 링크를 관찰하며, CAPTCHA 우회·로그인·결제 입력·취약점 공격은 수행하지 않는다.</w:t>
+        <w:t>• 자율 탐색은 인터넷 전체를 뒤지는 검색엔진이 아니라, 공개 소스에서 시작해 관계 그래프를 따라 후보를 스스로 발굴하는 제한형 탐색이다. Browser Agent는 공개 접근 범위에서 렌더링·리다이렉션·참조 링크를 관찰하며, CAPTCHA 우회·로그인·결제 입력·취약점 공격은 수행하지 않는다.</w:t>
       </w:r>
     </w:p>
     <w:p>
@@ -1210,7 +1154,7 @@
         <w:ind w:left="283" w:hanging="283"/>
       </w:pPr>
       <w:r>
-        <w:t>① 자동 탐색·증거화: 의심 URL을 격리된 자체 Browser Agent가 열어 동적 증거를 자동 수집하고 무결성을 보존한다.</w:t>
+        <w:t>① 자율 후보 발굴·증거화: 공개 위협 피드·신고 URL·허용된 공개 검색 결과에서 후보를 수집하고, 중복·범위·안전 검사를 거쳐 우선순위를 정한 뒤 격리 Browser Agent가 조사한다. 조사 중 관찰된 후속 후보는 관계 그래프 기반으로 다시 큐에 넣어 제한적으로 탐색을 이어가며 동적 증거의 무결성을 보존한다.</w:t>
       </w:r>
     </w:p>
     <w:p>
@@ -1258,15 +1202,18 @@
         <w:pStyle w:val="Heading2"/>
       </w:pPr>
       <w:r>
-        <w:t>2.1 최종 시스템 구성: 1 → 2 → 3</w:t>
+        <w:t>2.1 최종 시스템 구성: 자율 후보 발굴 → ① 조사 → ② 분석 → ③ 검토 패키지</w:t>
       </w:r>
     </w:p>
     <w:p>
+      <w:pPr>
+        <w:jc w:val="center"/>
+      </w:pPr>
       <w:r>
         <w:drawing>
           <wp:inline xmlns:a="http://schemas.openxmlformats.org/drawingml/2006/main" xmlns:pic="http://schemas.openxmlformats.org/drawingml/2006/picture">
-            <wp:extent cx="6300000" cy="3430000"/>
-            <wp:docPr id="1" name="Picture 1"/>
+            <wp:extent cx="6035040" cy="3396515"/>
+            <wp:docPr id="4" name="Picture 4"/>
             <wp:cNvGraphicFramePr>
               <a:graphicFrameLocks noChangeAspect="1"/>
             </wp:cNvGraphicFramePr>
@@ -1274,11 +1221,11 @@
               <a:graphicData uri="http://schemas.openxmlformats.org/drawingml/2006/picture">
                 <pic:pic>
                   <pic:nvPicPr>
-                    <pic:cNvPr id="0" name="safetrace_architecture.png"/>
+                    <pic:cNvPr id="0" name="safetrace_최종_아키텍처_인포그래픽.png"/>
                     <pic:cNvPicPr/>
                   </pic:nvPicPr>
                   <pic:blipFill>
-                    <a:blip r:embed="rId9"/>
+                    <a:blip r:embed="rId13"/>
                     <a:stretch>
                       <a:fillRect/>
                     </a:stretch>
@@ -1286,7 +1233,7 @@
                   <pic:spPr>
                     <a:xfrm>
                       <a:off x="0" y="0"/>
-                      <a:ext cx="6300000" cy="3430000"/>
+                      <a:ext cx="6035040" cy="3396515"/>
                     </a:xfrm>
                     <a:prstGeom prst="rect"/>
                   </pic:spPr>
@@ -1310,16 +1257,20 @@
       </w:r>
     </w:p>
     <w:p>
+      <w:pPr/>
       <w:r>
-        <w:t>SafeTrace의 핵심은 모든 단계를 완전 자동화하되, 사람의 책임이 필요한 최종 판정·조치만 자동화하지 않는 것이다. 시스템은 URL 접수 후 Browser Agent가 증거를 만들고, AI Decision Engine이 분석 결과를 생성하며, 마지막으로 공공기관 검토 패키지를 자동 작성한다. 담당자는 이 패키지에서 증거와 분석 근거를 확인하고 판정을 확정한다.</w:t>
+        <w:t>SafeTrace의 핵심은 공개 소스에서 시작해 관계 그래프를 따라 후보를 스스로 발굴하고, 그 후보를 증거화·분석·검토 패키지 생성까지 자동화하되, 사람의 책임이 필요한 최종 판정·조치만 자동화하지 않는 것이다. 공개 위협 피드·신고 URL·허용된 공개 검색 결과를 Seed로 받아 Candidate Queue에 넣고, 중복·범위·안전 검사와 우선순위화를 거쳐 Browser Agent가 조사한다. 조사 중 실제로 관찰된 링크·리다이렉션·참조 URL은 관계 그래프 기반으로 새 후보 큐에 다시 들어가 제한적으로 탐색이 확장된다. 프론트엔드는 후보 발견 → 큐 대기 → 안전검사 → 격리 렌더링 → 증거 저장 → AI 분석 → Safe Browsing 조회 → 검토 패키지 생성 → 담당자 검토 순서의 실시간 파이프라인을 표시하며, 발견 후보 수·조사 대기·조사 중·검토 필요 건수와 단계별 대기·진행·완료·실패 상태를 함께 보여준다.</w:t>
       </w:r>
     </w:p>
     <w:p>
+      <w:pPr>
+        <w:jc w:val="center"/>
+      </w:pPr>
       <w:r>
         <w:drawing>
           <wp:inline xmlns:a="http://schemas.openxmlformats.org/drawingml/2006/main" xmlns:pic="http://schemas.openxmlformats.org/drawingml/2006/picture">
-            <wp:extent cx="6300000" cy="2660000"/>
-            <wp:docPr id="2" name="Picture 2"/>
+            <wp:extent cx="6035040" cy="3396515"/>
+            <wp:docPr id="5" name="Picture 5"/>
             <wp:cNvGraphicFramePr>
               <a:graphicFrameLocks noChangeAspect="1"/>
             </wp:cNvGraphicFramePr>
@@ -1327,11 +1278,11 @@
               <a:graphicData uri="http://schemas.openxmlformats.org/drawingml/2006/picture">
                 <pic:pic>
                   <pic:nvPicPr>
-                    <pic:cNvPr id="0" name="safetrace_flow.png"/>
+                    <pic:cNvPr id="0" name="처리_흐름과_안전_경계_인포그래픽.png"/>
                     <pic:cNvPicPr/>
                   </pic:nvPicPr>
                   <pic:blipFill>
-                    <a:blip r:embed="rId10"/>
+                    <a:blip r:embed="rId14"/>
                     <a:stretch>
                       <a:fillRect/>
                     </a:stretch>
@@ -1339,7 +1290,7 @@
                   <pic:spPr>
                     <a:xfrm>
                       <a:off x="0" y="0"/>
-                      <a:ext cx="6300000" cy="2660000"/>
+                      <a:ext cx="6035040" cy="3396515"/>
                     </a:xfrm>
                     <a:prstGeom prst="rect"/>
                   </pic:spPr>
@@ -1372,7 +1323,7 @@
     </w:p>
     <w:p>
       <w:r>
-        <w:t>Browser Agent는 일반 사용자가 보는 공개 페이지를 격리 Chromium에서 실제 렌더링하고, 이후 AI가 판단할 수 있는 구조화 입력과 검증 가능한 증거를 만든다. “사람처럼 연다”는 것은 화면 렌더링·지연 로딩·리다이렉션·일반 링크 이동을 관찰한다는 의미이며, 인증 우회나 CAPTCHA 우회, 취약점 악용은 포함하지 않는다.</w:t>
+        <w:t>Browser Agent는 우선순위가 부여된 후보 URL을 받아 일반 사용자가 보는 공개 페이지를 격리 Chromium에서 실제 렌더링하고, 이후 AI가 판단할 수 있는 구조화 입력과 검증 가능한 증거를 만든다. “사람처럼 연다”는 것은 화면 렌더링·지연 로딩·리다이렉션·일반 링크 이동을 관찰한다는 의미이며, 인증 우회나 CAPTCHA 우회, 취약점 악용은 포함하지 않는다.</w:t>
       </w:r>
     </w:p>
     <w:tbl>
@@ -1465,11 +1416,8 @@
             </w:tcMar>
           </w:tcPr>
           <w:p>
-            <w:pPr>
-              <w:pStyle w:val="SmallText"/>
-            </w:pPr>
-            <w:r>
-              <w:t>입력 접수</w:t>
+            <w:r>
+              <w:t>Seed/후보 접수</w:t>
             </w:r>
           </w:p>
         </w:tc>
@@ -1485,11 +1433,8 @@
             </w:tcMar>
           </w:tcPr>
           <w:p>
-            <w:pPr>
-              <w:pStyle w:val="SmallText"/>
-            </w:pPr>
-            <w:r>
-              <w:t>수동 URL, CSV, 공개 피싱 피드 1종. 중복 제거·출처·접수시각 기록</w:t>
+            <w:r>
+              <w:t>수동 URL, CSV, 공개 위협 피드 1종, 허용된 공개 검색 결과. 출처·발견시각 기록, URL 정규화·중복 제거</w:t>
             </w:r>
           </w:p>
         </w:tc>
@@ -1505,11 +1450,8 @@
             </w:tcMar>
           </w:tcPr>
           <w:p>
-            <w:pPr>
-              <w:pStyle w:val="SmallText"/>
-            </w:pPr>
-            <w:r>
-              <w:t>사건 ID와 원본 URL 생성</w:t>
+            <w:r>
+              <w:t>Candidate ID·원본/발견 출처·우선순위 생성</w:t>
             </w:r>
           </w:p>
         </w:tc>
@@ -1713,11 +1655,8 @@
             </w:tcMar>
           </w:tcPr>
           <w:p>
-            <w:pPr>
-              <w:pStyle w:val="SmallText"/>
-            </w:pPr>
-            <w:r>
-              <w:t>후속 후보 추출</w:t>
+            <w:r>
+              <w:t>자율 후보 발굴·재큐잉</w:t>
             </w:r>
           </w:p>
         </w:tc>
@@ -1733,11 +1672,8 @@
             </w:tcMar>
           </w:tcPr>
           <w:p>
-            <w:pPr>
-              <w:pStyle w:val="SmallText"/>
-            </w:pPr>
-            <w:r>
-              <w:t>공개 페이지의 링크·리다이렉트·스크립트/리소스 참조에서 동일 캠페인 가능성이 있는 URL 후보 추출</w:t>
+            <w:r>
+              <w:t>공개 페이지의 링크·리다이렉트·스크립트/리소스 참조에서 연관 후보 추출. 발견 경로·깊이·우선순위 기록 후 재큐잉</w:t>
             </w:r>
           </w:p>
         </w:tc>
@@ -1753,11 +1689,8 @@
             </w:tcMar>
           </w:tcPr>
           <w:p>
-            <w:pPr>
-              <w:pStyle w:val="SmallText"/>
-            </w:pPr>
-            <w:r>
-              <w:t>후보는 재검증 후 별도 사건으로 큐잉, 무한 확장 방지</w:t>
+            <w:r>
+              <w:t>재검증 후 별도 후보로 큐잉. 깊이·후보 수·시간·도메인 예산으로 무한 확장 방지</w:t>
             </w:r>
           </w:p>
         </w:tc>
@@ -1893,8 +1826,9 @@
       </w:pPr>
     </w:p>
     <w:p>
+      <w:pPr/>
       <w:r>
-        <w:t>대체 도메인 대응은 무차별 스캔이나 DNS 우회가 아니라 “현재 페이지에서 실제로 관찰된 연결 관계”를 따라가는 방식으로 제한한다. 이를 통해 실현가능성과 안전성을 동시에 확보한다.</w:t>
+        <w:t>자율 후보 발굴 엔진은 공개 위협 피드·신고 URL·허용된 공개 검색 결과에서 Seed를 수집한 뒤 URL 정규화·중복 제거·범위/안전 검사·우선순위화를 수행한다. Browser Agent가 조사한 페이지에서 실제로 관찰된 링크·리다이렉션·스크립트/리소스 참조 중 연관성이 높은 URL은 관계 그래프 기반으로 다시 후보 큐에 추가한다. 사건당 최대 깊이·후보 수·시간·도메인별 예산을 두어 무한 확장을 막고, 인터넷 전체 무차별 스캔이나 DNS 우회·대입 탐색은 수행하지 않는다.</w:t>
       </w:r>
     </w:p>
     <w:p>
@@ -3151,11 +3085,8 @@
             </w:tcMar>
           </w:tcPr>
           <w:p>
-            <w:pPr>
-              <w:pStyle w:val="SmallText"/>
-            </w:pPr>
-            <w:r>
-              <w:t>case_id, source, original_url, status, created_at</w:t>
+            <w:r>
+              <w:t>case_id, source, original_url, discovered_from, priority, depth, status, created_at</w:t>
             </w:r>
           </w:p>
         </w:tc>
@@ -3171,11 +3102,8 @@
             </w:tcMar>
           </w:tcPr>
           <w:p>
-            <w:pPr>
-              <w:pStyle w:val="SmallText"/>
-            </w:pPr>
-            <w:r>
-              <w:t>사건의 단일 원본</w:t>
+            <w:r>
+              <w:t>사건 원본·후보 출처/관계·우선순위 추적</w:t>
             </w:r>
           </w:p>
         </w:tc>
@@ -3559,8 +3487,9 @@
       </w:pPr>
     </w:p>
     <w:p>
+      <w:pPr/>
       <w:r>
-        <w:t>PostgreSQL을 상태의 원본으로 사용하고 Redis Streams로 Browser Agent → AI Engine → Package Builder 작업을 전달한다. 아웃박스 패턴·멱등 키·재시도 정책으로 중복 처리와 중간 실패를 통제한다.</w:t>
+        <w:t>PostgreSQL을 상태의 원본으로 사용하고 Redis Streams로 Autonomous Candidate Discovery Queue → Browser Agent → AI Engine → Package Builder 작업을 전달한다. 후보마다 출처·발견 경로·우선순위·깊이·처리 상태를 기록하며, visited 집합과 멱등 키로 중복·순환 탐색을 차단한다. 각 작업의 상태 전이는 사건 상태와 감사로그에 기록하고, 백엔드는 SSE(Server-Sent Events)로 프론트엔드에 후보 발견/큐잉/조사/분석/패키지 생성 이벤트를 전달해 단계별 상태와 후보 건수를 실시간 갱신한다. 아웃박스 패턴·재시도 정책으로 중간 실패를 통제한다.</w:t>
       </w:r>
     </w:p>
     <w:p>
@@ -3595,6 +3524,7 @@
           </w:tcPr>
           <w:p>
             <w:pPr>
+              <w:spacing w:after="0"/>
               <w:jc w:val="center"/>
             </w:pPr>
             <w:r>
@@ -3615,6 +3545,7 @@
           </w:tcPr>
           <w:p>
             <w:pPr>
+              <w:spacing w:after="0"/>
               <w:jc w:val="center"/>
             </w:pPr>
             <w:r>
@@ -3635,6 +3566,7 @@
           </w:tcPr>
           <w:p>
             <w:pPr>
+              <w:spacing w:after="0"/>
               <w:jc w:val="center"/>
             </w:pPr>
             <w:r>
@@ -3663,6 +3595,7 @@
           <w:p>
             <w:pPr>
               <w:pStyle w:val="SmallText"/>
+              <w:spacing w:after="0"/>
             </w:pPr>
             <w:r>
               <w:t>Backend/API</w:t>
@@ -3683,6 +3616,7 @@
           <w:p>
             <w:pPr>
               <w:pStyle w:val="SmallText"/>
+              <w:spacing w:after="0"/>
             </w:pPr>
             <w:r>
               <w:t>Python 3.13+, FastAPI, Pydantic</w:t>
@@ -3703,6 +3637,7 @@
           <w:p>
             <w:pPr>
               <w:pStyle w:val="SmallText"/>
+              <w:spacing w:after="0"/>
             </w:pPr>
             <w:r>
               <w:t>비동기 I/O와 명시적 스키마 검증</w:t>
@@ -3725,6 +3660,7 @@
           <w:p>
             <w:pPr>
               <w:pStyle w:val="SmallText"/>
+              <w:spacing w:after="0"/>
             </w:pPr>
             <w:r>
               <w:t>Browser Agent</w:t>
@@ -3745,6 +3681,7 @@
           <w:p>
             <w:pPr>
               <w:pStyle w:val="SmallText"/>
+              <w:spacing w:after="0"/>
             </w:pPr>
             <w:r>
               <w:t>Playwright + Chromium</w:t>
@@ -3765,6 +3702,7 @@
           <w:p>
             <w:pPr>
               <w:pStyle w:val="SmallText"/>
+              <w:spacing w:after="0"/>
             </w:pPr>
             <w:r>
               <w:t>동적 렌더링·요청 가로채기·재현 가능한 자동화</w:t>
@@ -3787,6 +3725,7 @@
           <w:p>
             <w:pPr>
               <w:pStyle w:val="SmallText"/>
+              <w:spacing w:after="0"/>
             </w:pPr>
             <w:r>
               <w:t>DB/Queue</w:t>
@@ -3807,6 +3746,7 @@
           <w:p>
             <w:pPr>
               <w:pStyle w:val="SmallText"/>
+              <w:spacing w:after="0"/>
             </w:pPr>
             <w:r>
               <w:t>PostgreSQL 18, Redis 8 Streams</w:t>
@@ -3827,6 +3767,7 @@
           <w:p>
             <w:pPr>
               <w:pStyle w:val="SmallText"/>
+              <w:spacing w:after="0"/>
             </w:pPr>
             <w:r>
               <w:t>상태 일관성, 재시도·작업 분리</w:t>
@@ -3849,6 +3790,7 @@
           <w:p>
             <w:pPr>
               <w:pStyle w:val="SmallText"/>
+              <w:spacing w:after="0"/>
             </w:pPr>
             <w:r>
               <w:t>AI Engine</w:t>
@@ -3869,6 +3811,7 @@
           <w:p>
             <w:pPr>
               <w:pStyle w:val="SmallText"/>
+              <w:spacing w:after="0"/>
             </w:pPr>
             <w:r>
               <w:t>PyTorch/Transformers, 로컬 다국어 분류 모델</w:t>
@@ -3889,6 +3832,7 @@
           <w:p>
             <w:pPr>
               <w:pStyle w:val="SmallText"/>
+              <w:spacing w:after="0"/>
             </w:pPr>
             <w:r>
               <w:t>외부로 원문을 보내지 않고 버전 고정 가능</w:t>
@@ -3911,6 +3855,7 @@
           <w:p>
             <w:pPr>
               <w:pStyle w:val="SmallText"/>
+              <w:spacing w:after="0"/>
             </w:pPr>
             <w:r>
               <w:t>Frontend</w:t>
@@ -3931,6 +3876,7 @@
           <w:p>
             <w:pPr>
               <w:pStyle w:val="SmallText"/>
+              <w:spacing w:after="0"/>
             </w:pPr>
             <w:r>
               <w:t>React 19, TypeScript, Vite</w:t>
@@ -3949,11 +3895,8 @@
             </w:tcMar>
           </w:tcPr>
           <w:p>
-            <w:pPr>
-              <w:pStyle w:val="SmallText"/>
-            </w:pPr>
-            <w:r>
-              <w:t>판정 대기열·증거·AI 근거 검토 UI</w:t>
+            <w:r>
+              <w:t>실시간 파이프라인·후보 관계 그래프·발견/대기/조사/검토 건수·증거·AI 근거 검토 UI</w:t>
             </w:r>
           </w:p>
         </w:tc>
@@ -3973,6 +3916,7 @@
           <w:p>
             <w:pPr>
               <w:pStyle w:val="SmallText"/>
+              <w:spacing w:after="0"/>
             </w:pPr>
             <w:r>
               <w:t>Container</w:t>
@@ -3993,6 +3937,7 @@
           <w:p>
             <w:pPr>
               <w:pStyle w:val="SmallText"/>
+              <w:spacing w:after="0"/>
             </w:pPr>
             <w:r>
               <w:t>Docker Compose</w:t>
@@ -4013,6 +3958,7 @@
           <w:p>
             <w:pPr>
               <w:pStyle w:val="SmallText"/>
+              <w:spacing w:after="0"/>
             </w:pPr>
             <w:r>
               <w:t>조사 Worker와 내부 서비스 네트워크 분리</w:t>
@@ -4035,6 +3981,7 @@
           <w:p>
             <w:pPr>
               <w:pStyle w:val="SmallText"/>
+              <w:spacing w:after="0"/>
             </w:pPr>
             <w:r>
               <w:t>Security CI</w:t>
@@ -4055,6 +4002,7 @@
           <w:p>
             <w:pPr>
               <w:pStyle w:val="SmallText"/>
+              <w:spacing w:after="0"/>
             </w:pPr>
             <w:r>
               <w:t>Semgrep, Bandit, pip-audit, npm audit, gitleaks</w:t>
@@ -4075,6 +4023,7 @@
           <w:p>
             <w:pPr>
               <w:pStyle w:val="SmallText"/>
+              <w:spacing w:after="0"/>
             </w:pPr>
             <w:r>
               <w:t>SAST·SCA·비밀정보 검출 자동화</w:t>
@@ -5321,17 +5270,8 @@
             <w:vAlign w:val="center"/>
           </w:tcPr>
           <w:p>
-            <w:pPr>
-              <w:pStyle w:val="SmallText"/>
-              <w:jc w:val="center"/>
-            </w:pPr>
-            <w:r>
-              <w:rPr>
-                <w:rFonts w:ascii="맑은 고딕" w:hAnsi="맑은 고딕" w:eastAsia="맑은 고딕"/>
-                <w:b/>
-                <w:sz w:val="17"/>
-              </w:rPr>
-              <w:t>요구사항·범위 확정, 아키텍처·데이터 스키마·위협모델 설계, 개발환경·저장소·CI 구축, Playwright/AI 모델 후보 기술검증, 평가셋·보안시험 시나리오 설계</w:t>
+            <w:r>
+              <w:t>요구사항·범위 확정, 아키텍처·데이터 스키마·위협모델 설계, Candidate Discovery 정책·후보 스키마, 개발환경·저장소·CI 구축, Playwright/AI 모델 후보 기술검증, 평가셋·보안시험 시나리오 설계</w:t>
             </w:r>
           </w:p>
         </w:tc>
@@ -5342,17 +5282,8 @@
             <w:vAlign w:val="center"/>
           </w:tcPr>
           <w:p>
-            <w:pPr>
-              <w:pStyle w:val="SmallText"/>
-              <w:jc w:val="center"/>
-            </w:pPr>
-            <w:r>
-              <w:rPr>
-                <w:rFonts w:ascii="맑은 고딕" w:hAnsi="맑은 고딕" w:eastAsia="맑은 고딕"/>
-                <w:b/>
-                <w:sz w:val="17"/>
-              </w:rPr>
-              <w:t>개발환경 재현 가능 상태 확보. 핵심 인터페이스·스키마·위협모델 확정. 테스트 URL·평가 기준·보안시험 항목 준비 완료</w:t>
+            <w:r>
+              <w:t>개발환경 재현 가능 상태 확보. Seed 소스·후보 큐·우선순위·탐색 한도와 핵심 인터페이스·스키마·위협모델 확정</w:t>
             </w:r>
           </w:p>
         </w:tc>
@@ -5390,11 +5321,8 @@
             </w:tcMar>
           </w:tcPr>
           <w:p>
-            <w:pPr>
-              <w:pStyle w:val="SmallText"/>
-            </w:pPr>
-            <w:r>
-              <w:t>API/DB/Queue, Browser Agent MVP, URL·DNS·IP 검사, 리다이렉트 추적, 스크린샷·증거 해시</w:t>
+            <w:r>
+              <w:t>API/DB/Queue, Candidate Discovery Queue, 중복 제거·우선순위화, Browser Agent MVP, URL·DNS·IP 검사, 리다이렉트 추적, 스크린샷·증거 해시</w:t>
             </w:r>
           </w:p>
         </w:tc>
@@ -5410,11 +5338,8 @@
             </w:tcMar>
           </w:tcPr>
           <w:p>
-            <w:pPr>
-              <w:pStyle w:val="SmallText"/>
-            </w:pPr>
-            <w:r>
-              <w:t>URL 1건이 접수→격리조사→증거저장까지 자동 완료. SSRF·무한리다이렉트 기본 시험 통과</w:t>
+            <w:r>
+              <w:t>Seed 1건이 후보 큐→격리조사→증거저장까지 자동 완료. 관찰된 후속 후보 재큐잉 및 SSRF·무한리다이렉트 기본 시험 통과</w:t>
             </w:r>
           </w:p>
         </w:tc>
@@ -5452,11 +5377,8 @@
             </w:tcMar>
           </w:tcPr>
           <w:p>
-            <w:pPr>
-              <w:pStyle w:val="SmallText"/>
-            </w:pPr>
-            <w:r>
-              <w:t>특징 추출, AI Decision Engine, evidence_id 연결, UNKNOWN 정책, 판정 콘솔 기본 UI</w:t>
+            <w:r>
+              <w:t>후보 관계/상태 실시간 UI, 특징 추출, AI Decision Engine, evidence_id 연결, UNKNOWN 정책, 판정 콘솔 기본 UI</w:t>
             </w:r>
           </w:p>
         </w:tc>
@@ -5472,11 +5394,8 @@
             </w:tcMar>
           </w:tcPr>
           <w:p>
-            <w:pPr>
-              <w:pStyle w:val="SmallText"/>
-            </w:pPr>
-            <w:r>
-              <w:t>증거→AI 분석→근거 링크 표시까지 자동 연결. D1 평가셋 동결</w:t>
+            <w:r>
+              <w:t>발견 후보·대기·조사·검토 필요 상태가 실시간 표시되고 증거→AI 분석→근거 링크까지 자동 연결. D1 평가셋 동결</w:t>
             </w:r>
           </w:p>
         </w:tc>
@@ -5771,11 +5690,8 @@
             </w:tcMar>
           </w:tcPr>
           <w:p>
-            <w:pPr>
-              <w:pStyle w:val="SmallText"/>
-            </w:pPr>
-            <w:r>
-              <w:t>Browser Agent 후보 추적이 과도하게 확장</w:t>
+            <w:r>
+              <w:t>자율 후보 탐색이 과도하게 확장</w:t>
             </w:r>
           </w:p>
         </w:tc>
@@ -5791,11 +5707,8 @@
             </w:tcMar>
           </w:tcPr>
           <w:p>
-            <w:pPr>
-              <w:pStyle w:val="SmallText"/>
-            </w:pPr>
-            <w:r>
-              <w:t>시간·자원 고갈</w:t>
+            <w:r>
+              <w:t>시간·자원 고갈, 불필요한 사이트 접근</w:t>
             </w:r>
           </w:p>
         </w:tc>
@@ -5811,11 +5724,8 @@
             </w:tcMar>
           </w:tcPr>
           <w:p>
-            <w:pPr>
-              <w:pStyle w:val="SmallText"/>
-            </w:pPr>
-            <w:r>
-              <w:t>사건당 최대 깊이/후보 수/시간 제한. 관찰된 연결만 추적</w:t>
+            <w:r>
+              <w:t>visited 집합·중복 제거, 사건당 최대 깊이/후보 수/시간/도메인 예산, 허용된 공개 소스와 실제 관찰 관계만 추적</w:t>
             </w:r>
           </w:p>
         </w:tc>
@@ -6306,11 +6216,8 @@
             </w:tcMar>
           </w:tcPr>
           <w:p>
-            <w:pPr>
-              <w:pStyle w:val="SmallText"/>
-            </w:pPr>
-            <w:r>
-              <w:t>D4 공개 피드 신규 URL</w:t>
+            <w:r>
+              <w:t>D4 자율 후보 발굴</w:t>
             </w:r>
           </w:p>
         </w:tc>
@@ -6326,11 +6233,8 @@
             </w:tcMar>
           </w:tcPr>
           <w:p>
-            <w:pPr>
-              <w:pStyle w:val="SmallText"/>
-            </w:pPr>
-            <w:r>
-              <w:t>핵심 기능 안정화 후 피드에서 신규 URL 일부를 제한적으로 사용</w:t>
+            <w:r>
+              <w:t>공개 피드 신규 URL과 허용된 공개 검색 결과 일부를 Seed로 사용. 관찰된 후속 후보의 재큐잉·중복 제거·탐색 한도 검증</w:t>
             </w:r>
           </w:p>
         </w:tc>
@@ -6346,11 +6250,8 @@
             </w:tcMar>
           </w:tcPr>
           <w:p>
-            <w:pPr>
-              <w:pStyle w:val="SmallText"/>
-            </w:pPr>
-            <w:r>
-              <w:t>현실성 확인(확장 목표)</w:t>
+            <w:r>
+              <w:t>제한형 자율 탐색의 현실성·안정성 확인(확장 목표)</w:t>
             </w:r>
           </w:p>
         </w:tc>
@@ -7217,6 +7118,28 @@
           </w:p>
         </w:tc>
       </w:tr>
+      <w:tr>
+        <w:tc>
+          <w:tcPr>
+            <w:tcW w:type="dxa" w:w="5046"/>
+          </w:tcPr>
+          <w:p>
+            <w:r>
+              <w:t>신고·피드 URL을 건별로 확인</w:t>
+            </w:r>
+          </w:p>
+        </w:tc>
+        <w:tc>
+          <w:tcPr>
+            <w:tcW w:type="dxa" w:w="5046"/>
+          </w:tcPr>
+          <w:p>
+            <w:r>
+              <w:t>Seed에서 시작해 연관 후보를 자동 발굴·우선순위화하고 실시간 큐 상태를 표시</w:t>
+            </w:r>
+          </w:p>
+        </w:tc>
+      </w:tr>
     </w:tbl>
     <w:p>
       <w:pPr>
@@ -7236,7 +7159,7 @@
         <w:ind w:left="283" w:hanging="283"/>
       </w:pPr>
       <w:r>
-        <w:t>① 담당자가 신고 URL 또는 하루치 CSV를 등록한다. 공개 피드에서 수집한 URL은 신고 건보다 낮은 우선순위로 처리한다.</w:t>
+        <w:t>① 시스템은 신고 URL·하루치 CSV·공개 위협 피드·허용된 공개 검색 결과를 Seed로 수집한다. 출처 신뢰도와 관찰 관계를 기준으로 우선순위를 부여하고 Candidate Queue에 넣는다.</w:t>
       </w:r>
     </w:p>
     <w:p>
@@ -7244,7 +7167,13 @@
         <w:ind w:left="283" w:hanging="283"/>
       </w:pPr>
       <w:r>
-        <w:t>② Browser Agent가 접근 가능 여부와 안전성을 확인한 후 격리 브라우저에서 페이지를 렌더링한다. 화면, 이동 경로, DOM·폼·외부요청 요약과 증거 해시가 자동 저장된다.</w:t>
+        <w:t>② Autonomous Candidate Discovery가 중복·범위·안전 검사를 통과한 후보를 Browser Agent에 전달한다. 격리 브라우저는 페이지를 렌더링하고 화면·이동 경로·DOM·폼·외부요청 요약과 증거 해시를 저장하며, 실제로 관찰된 연관 URL을 관계 그래프 기반 새 후보로 다시 큐에 추가한다.</w:t>
+      </w:r>
+    </w:p>
+    <w:p>
+      <w:pPr/>
+      <w:r>
+        <w:t>③ 프론트엔드는 발견 후보 수·조사 대기·조사 중·검토 필요 건수와 후보 간 발견 경로를 실시간으로 갱신해 담당자가 자동 탐색의 범위와 현재 위치를 확인할 수 있게 한다.</w:t>
       </w:r>
     </w:p>
     <w:p>
@@ -7252,7 +7181,7 @@
         <w:ind w:left="283" w:hanging="283"/>
       </w:pPr>
       <w:r>
-        <w:t>③ AI Decision Engine이 구조화 증거를 입력으로 받아 유형 후보·confidence·근거 evidence_id를 생성한다. 증거가 부족하면 UNKNOWN/REVIEW_REQUIRED로 남긴다.</w:t>
+        <w:t>④ AI Decision Engine이 구조화 증거를 입력으로 받아 유형 후보·confidence·근거 evidence_id를 생성한다. 증거가 부족하면 UNKNOWN/REVIEW_REQUIRED로 남긴다.</w:t>
       </w:r>
     </w:p>
     <w:p>
@@ -7260,7 +7189,7 @@
         <w:ind w:left="283" w:hanging="283"/>
       </w:pPr>
       <w:r>
-        <w:t>④ Safe Browsing 조회 결과를 보조 정보로 추가한다. 미등재나 조회 실패는 안전 판정 근거로 사용하지 않는다.</w:t>
+        <w:t>⑤ Safe Browsing 조회 결과를 보조 정보로 추가한다. 미등재나 조회 실패는 안전 판정 근거로 사용하지 않는다.</w:t>
       </w:r>
     </w:p>
     <w:p>
@@ -7268,7 +7197,7 @@
         <w:ind w:left="283" w:hanging="283"/>
       </w:pPr>
       <w:r>
-        <w:t>⑤ 시스템이 사건 개요·증거·AI 분석·평판 정보를 하나의 검토 패키지와 보고서 초안으로 만든다.</w:t>
+        <w:t>⑥ 시스템이 사건 개요·증거·AI 분석·평판 정보를 하나의 검토 패키지와 보고서 초안으로 만든다.</w:t>
       </w:r>
     </w:p>
     <w:p>
@@ -7276,7 +7205,7 @@
         <w:ind w:left="283" w:hanging="283"/>
       </w:pPr>
       <w:r>
-        <w:t>⑥ 담당자가 원증거를 확인한 후 최종 상태와 사유를 입력한다. 이 단계만 사람 권한이며 자동화 계정·AI는 수행할 수 없다.</w:t>
+        <w:t>⑦ 담당자가 원증거를 확인한 후 최종 상태와 사유를 입력한다. 이 단계만 사람 권한이며 자동화 계정·AI는 수행할 수 없다.</w:t>
       </w:r>
     </w:p>
     <w:p>
@@ -8127,10 +8056,7 @@
         <w:ind w:left="227" w:hanging="198"/>
       </w:pPr>
       <w:r>
-        <w:t xml:space="preserve">• </w:t>
-      </w:r>
-      <w:r>
-        <w:t>SafeTrace는 공개 접근 가능한 화면을 관찰하며 인증·CAPTCHA 우회, 결제·개인정보 입력, 취약점 공격을 수행하지 않는다.</w:t>
+        <w:t>• SafeTrace의 자율 탐색은 공개 소스와 관찰된 연결 관계로 제한하며 인터넷 전체 무차별 크롤링, DNS 대입 탐색, 인증·CAPTCHA 우회, 결제·개인정보 입력, 취약점 공격을 수행하지 않는다.</w:t>
       </w:r>
     </w:p>
     <w:p>
@@ -8193,6 +8119,7 @@
           </w:tcPr>
           <w:p>
             <w:pPr>
+              <w:spacing w:after="0"/>
               <w:jc w:val="center"/>
             </w:pPr>
             <w:r>
@@ -8213,6 +8140,7 @@
           </w:tcPr>
           <w:p>
             <w:pPr>
+              <w:spacing w:after="0"/>
               <w:jc w:val="center"/>
             </w:pPr>
             <w:r>
@@ -8241,6 +8169,7 @@
           <w:p>
             <w:pPr>
               <w:pStyle w:val="SmallText"/>
+              <w:spacing w:after="0"/>
             </w:pPr>
             <w:r>
               <w:t>왜 새롭나?</w:t>
@@ -8259,11 +8188,8 @@
             </w:tcMar>
           </w:tcPr>
           <w:p>
-            <w:pPr>
-              <w:pStyle w:val="SmallText"/>
-            </w:pPr>
-            <w:r>
-              <w:t>브라우저 동적 증거 수집, 구조화 AI 분석, 공공기관 사건 패키지를 하나의 자동화 체인으로 연결하고, AI의 권한을 의도적으로 제한했다.</w:t>
+            <w:r>
+              <w:t>공개 소스에서 시작해 관찰된 관계를 따라 후보를 스스로 확장하는 제한형 Candidate Discovery, 브라우저 동적 증거 수집, 구조화 AI 분석, 공공기관 사건 패키지를 하나의 자동화 체인으로 연결하고 AI의 권한을 의도적으로 제한했다.</w:t>
             </w:r>
           </w:p>
         </w:tc>
@@ -8283,6 +8209,7 @@
           <w:p>
             <w:pPr>
               <w:pStyle w:val="SmallText"/>
+              <w:spacing w:after="0"/>
             </w:pPr>
             <w:r>
               <w:t>3주 안에 가능한가?</w:t>
@@ -8301,11 +8228,8 @@
             </w:tcMar>
           </w:tcPr>
           <w:p>
-            <w:pPr>
-              <w:pStyle w:val="SmallText"/>
-            </w:pPr>
-            <w:r>
-              <w:t>Playwright/FastAPI/PostgreSQL/Redis/로컬 분류 모델 등 검증된 구성요소를 조합하고, VirusTotal·외부 자동제출·다중 피드는 후속으로 고정했다.</w:t>
+            <w:r>
+              <w:t>인터넷 전체 크롤링을 하지 않고 Seed 소스·후보 수·깊이·시간·도메인 예산을 제한한다. Playwright/FastAPI/PostgreSQL/Redis/로컬 분류 모델 등 검증된 구성요소를 조합하고 VirusTotal·외부 자동제출·대규모 분산 Worker는 후속으로 고정했다.</w:t>
             </w:r>
           </w:p>
         </w:tc>
@@ -8325,6 +8249,7 @@
           <w:p>
             <w:pPr>
               <w:pStyle w:val="SmallText"/>
+              <w:spacing w:after="0"/>
             </w:pPr>
             <w:r>
               <w:t>실제로 무엇을 보여 줄 수 있나?</w:t>
@@ -8343,11 +8268,8 @@
             </w:tcMar>
           </w:tcPr>
           <w:p>
-            <w:pPr>
-              <w:pStyle w:val="SmallText"/>
-            </w:pPr>
-            <w:r>
-              <w:t>URL 1건이 접수→격리 조사→증거 저장→AI 분석→Safe Browsing 조회→검토 패키지 생성까지 자동 진행되는 시연과 D1/D2 정량평가.</w:t>
+            <w:r>
+              <w:t>프론트엔드에서 후보 발견→큐 대기→안전검사→격리 조사→증거 저장→AI 분석→Safe Browsing 조회→검토 패키지 생성의 단계별 상태와 발견/대기/조사/검토 건수가 실시간 갱신되는 시연과 D1/D2/D4 정량평가.</w:t>
             </w:r>
           </w:p>
         </w:tc>
@@ -8367,6 +8289,7 @@
           <w:p>
             <w:pPr>
               <w:pStyle w:val="SmallText"/>
+              <w:spacing w:after="0"/>
             </w:pPr>
             <w:r>
               <w:t>개발보안 대회와 왜 맞나?</w:t>
@@ -8387,6 +8310,7 @@
           <w:p>
             <w:pPr>
               <w:pStyle w:val="SmallText"/>
+              <w:spacing w:after="0"/>
             </w:pPr>
             <w:r>
               <w:t>악성 페이지를 직접 처리하는 조사 도구 자체가 공격면이므로 SSRF/XSS/DNS Rebinding/Prompt Injection/RBAC/증거무결성을 설계·코드·시험으로 입증한다.</w:t>
@@ -8409,6 +8333,7 @@
           <w:p>
             <w:pPr>
               <w:pStyle w:val="SmallText"/>
+              <w:spacing w:after="0"/>
             </w:pPr>
             <w:r>
               <w:t>공공기관에 어떤 효과가 있나?</w:t>
@@ -8429,6 +8354,7 @@
           <w:p>
             <w:pPr>
               <w:pStyle w:val="SmallText"/>
+              <w:spacing w:after="0"/>
             </w:pPr>
             <w:r>
               <w:t>위험 페이지 직접 열람 감소, 반복 자료정리 자동화, 설명 가능한 AI 근거, 증거 무결성과 감사로그, 담당자의 최종 책임 유지.</w:t>
@@ -8451,6 +8377,7 @@
           <w:p>
             <w:pPr>
               <w:pStyle w:val="SmallText"/>
+              <w:spacing w:after="0"/>
             </w:pPr>
             <w:r>
               <w:t>과장된 자동판정 아닌가?</w:t>
@@ -8471,6 +8398,7 @@
           <w:p>
             <w:pPr>
               <w:pStyle w:val="SmallText"/>
+              <w:spacing w:after="0"/>
             </w:pPr>
             <w:r>
               <w:t>AI는 판정하지 않는다. 유형 후보·confidence·근거를 제공하고, 불확실하면 UNKNOWN. 최종 조치·심의는 공공기관 담당자가 수행한다.</w:t>
@@ -8489,12 +8417,7 @@
         <w:jc w:val="center"/>
       </w:pPr>
       <w:r>
-        <w:rPr>
-          <w:b/>
-          <w:color w:val="203A5C"/>
-          <w:sz w:val="23"/>
-        </w:rPr>
-        <w:t>핵심 메시지: “위험 사이트를 더 많이 자동 신고하는 도구”가 아니라, “공공기관이 위험 사이트를 더 안전하고 빠르게, 근거를 확인하며 판단하도록 돕는 보안 조사 자동화 시스템”</w:t>
+        <w:t>핵심 메시지: “인터넷 전체를 뒤지는 검색엔진”이 아니라, “공개 소스에서 시작해 관계 그래프를 따라 위협 의심 후보를 스스로 발굴하고, 공공기관이 이를 더 안전하고 빠르게 근거를 확인하며 판단하도록 돕는 보안 조사 자동화 시스템”</w:t>
       </w:r>
     </w:p>
     <w:sectPr>
